--- a/SWP391/checkpoint_1/checkpoint_1.docx
+++ b/SWP391/checkpoint_1/checkpoint_1.docx
@@ -1120,7 +1120,7 @@
           <w:rFonts w:ascii="Times New Roman" w:eastAsia="Wingdings" w:hAnsi="Times New Roman" w:cs="Times New Roman"/>
           <w:color w:val="000000"/>
         </w:rPr>
-        <w:t>🡪</w:t>
+        <w:sym w:font="Wingdings" w:char="F0E0"/>
       </w:r>
       <w:r>
         <w:rPr>
@@ -1134,7 +1134,7 @@
           <w:rFonts w:ascii="Times New Roman" w:eastAsia="Wingdings" w:hAnsi="Times New Roman" w:cs="Times New Roman"/>
           <w:color w:val="000000"/>
         </w:rPr>
-        <w:t>🡪</w:t>
+        <w:sym w:font="Wingdings" w:char="F0E0"/>
       </w:r>
       <w:r>
         <w:rPr>
